--- a/Student_Demo.docx
+++ b/Student_Demo.docx
@@ -10,6 +10,21 @@
     <w:p>
       <w:r>
         <w:t>Trying to learn GIT and GITHUB</w:t>
+      </w:r>
+    </w:p>
+    <w:p>
+      <w:r>
+        <w:t>Program: BTech --- IT</w:t>
+      </w:r>
+    </w:p>
+    <w:p>
+      <w:r>
+        <w:t>College: DDU Nadiad</w:t>
+      </w:r>
+    </w:p>
+    <w:p>
+      <w:r>
+        <w:t>Interests: Programming skills</w:t>
       </w:r>
     </w:p>
     <w:sectPr>
